--- a/eng/docx/26.content.docx
+++ b/eng/docx/26.content.docx
@@ -7,6 +7,15 @@
       <w:r/>
     </w:p>
     <w:p>
+      <w:pPr>
+        <w:pStyle w:val="Heading2"/>
+      </w:pPr>
+      <w:r>
+        <w:t>Resource: Study Notes (Tyndale)</w:t>
+      </w:r>
+      <w:r/>
+    </w:p>
+    <w:p>
       <w:r/>
       <w:r>
         <w:rPr>
@@ -46,7 +55,7 @@
         <w:pStyle w:val="Heading1"/>
       </w:pPr>
       <w:r>
-        <w:t>Aquifer Open Study Notes</w:t>
+        <w:t>Study Notes (Tyndale)</w:t>
       </w:r>
     </w:p>
     <w:p>
@@ -55,6 +64,51 @@
           <w:headerReference w:type="even" r:id="rId8"/>
           <w:headerReference w:type="default" r:id="rId9"/>
           <w:footerReference w:type="default" r:id="rId10"/>
+          <w:footnotePr>
+            <w:numRestart w:val="eachSect"/>
+          </w:footnotePr>
+          <w:type w:val="continuous"/>
+          <w:pgSz w:w="12240" w:h="15840" w:code="1"/>
+          <w:pgMar w:top="1440" w:right="1440" w:bottom="1440" w:left="1440" w:header="504" w:footer="504" w:gutter="0"/>
+          <w:cols w:space="708"/>
+          <w:titlePg/>
+          <w:docGrid w:linePitch="360"/>
+        </w:sectPr>
+      </w:pPr>
+    </w:p>
+    <w:p>
+      <w:r/>
+    </w:p>
+    <w:p>
+      <w:pPr>
+        <w:pStyle w:val="Heading2"/>
+      </w:pPr>
+      <w:r>
+        <w:t>EZK</w:t>
+      </w:r>
+      <w:r/>
+    </w:p>
+    <w:p>
+      <w:r/>
+      <w:r>
+        <w:rPr>
+          <w:i/>
+        </w:rPr>
+        <w:t>Ezekiel 1:1, Ezekiel 1:1–3, Ezekiel 1:1–3.27, Ezekiel 1:2, Ezekiel 1:3, Ezekiel 1:4, Ezekiel 1:4–28, Ezekiel 1:5–9, Ezekiel 1:10, Ezekiel 1:11–14, Ezekiel 1:15, Ezekiel 1:16–17, Ezekiel 1:18, Ezekiel 1:19–21, Ezekiel 1:22–25, Ezekiel 1:26–27, Ezekiel 1:28, Ezekiel 2:1–2, Ezekiel 2:1–10, Ezekiel 2:3, Ezekiel 2:4–5, Ezekiel 2:6, Ezekiel 2:7, Ezekiel 2:8, Ezekiel 2:9–3.1, Ezekiel 3:2–3, Ezekiel 3:4–7, Ezekiel 3:8–9, Ezekiel 3:10, Ezekiel 3:11, Ezekiel 3:12, Ezekiel 3:14–15, Ezekiel 3:15, Ezekiel 3:16–19, Ezekiel 3:20–21, Ezekiel 3:22–23, Ezekiel 3:24–25, Ezekiel 3:26–27, Ezekiel 4:1–2, Ezekiel 4:1–7.27, Ezekiel 4:1–24.27, Ezekiel 4:3, Ezekiel 4:4–5, Ezekiel 4:4–8, Ezekiel 4:6, Ezekiel 4:7, Ezekiel 4:9–17, Ezekiel 4:12–13, Ezekiel 4:14–15, Ezekiel 5:1–4, Ezekiel 5:2, Ezekiel 5:3–4, Ezekiel 5:5–6, Ezekiel 5:7–13, Ezekiel 5:10, Ezekiel 6:1–3, Ezekiel 6:1–14, Ezekiel 6:4–7, Ezekiel 6:8–10, Ezekiel 6:11, Ezekiel 6:12, Ezekiel 6:13–14, Ezekiel 7:1–2, Ezekiel 7:1–27, Ezekiel 7:3–4, Ezekiel 7:5–9, Ezekiel 7:10, Ezekiel 7:11, Ezekiel 7:12–13, Ezekiel 7:12–27, Ezekiel 7:14, Ezekiel 7:19, Ezekiel 7:20–22, Ezekiel 7:23–27, Ezekiel 8:1, Ezekiel 8:1–18, Ezekiel 8:1–11.25, Ezekiel 8:2–3, Ezekiel 8:3–6, Ezekiel 8:3–16, Ezekiel 8:7–8, Ezekiel 8:10, Ezekiel 8:11, Ezekiel 8:12–13, Ezekiel 8:14–15, Ezekiel 8:16, Ezekiel 8:17–18, Ezekiel 9:1–2, Ezekiel 9:3, Ezekiel 9:4–6, Ezekiel 9:7, Ezekiel 9:8, Ezekiel 9:9–10, Ezekiel 9:11, Ezekiel 10:1–2, Ezekiel 10:1–22, Ezekiel 10:3–22, Ezekiel 10:12, Ezekiel 10:19–22, Ezekiel 11:1–11, Ezekiel 11:8–10, Ezekiel 11:13, Ezekiel 11:15–16, Ezekiel 11:17, Ezekiel 11:19, Ezekiel 11:20, Ezekiel 11:21, Ezekiel 11:22–23, Ezekiel 12:1–2, Ezekiel 12:1–24.27, Ezekiel 12:5–7, Ezekiel 12:12–13, Ezekiel 12:16, Ezekiel 12:17–20, Ezekiel 12:21–14.11, Ezekiel 12:22, Ezekiel 12:23–25, Ezekiel 12:26–28, Ezekiel 13:1–3, Ezekiel 13:4–5, Ezekiel 13:6–7, Ezekiel 13:8–9, Ezekiel 13:10–16, Ezekiel 13:17–19, Ezekiel 13:20–23, Ezekiel 14:1–3, Ezekiel 14:4–5, Ezekiel 14:6–7, Ezekiel 14:8, Ezekiel 14:9–10, Ezekiel 14:11, Ezekiel 14:12–20, Ezekiel 14:14, Ezekiel 14:21, Ezekiel 14:22–23, Ezekiel 15:1–5, Ezekiel 15:1–24.14, Ezekiel 15:6, Ezekiel 15:7, Ezekiel 15:8, Ezekiel 16:1–3, Ezekiel 16:1–63, Ezekiel 16:4–5, Ezekiel 16:6–7, Ezekiel 16:8, Ezekiel 16:9–10, Ezekiel 16:11–14, Ezekiel 16:15–19, Ezekiel 16:20–22, Ezekiel 16:23–25, Ezekiel 16:26–29, Ezekiel 16:35–38, Ezekiel 16:39–43, Ezekiel 16:44–45, Ezekiel 16:46–50, Ezekiel 16:51–52, Ezekiel 16:53–54, Ezekiel 16:59–63, Ezekiel 17:1–24, Ezekiel 17:3–6, Ezekiel 17:7–9, Ezekiel 17:10, Ezekiel 17:11–18, Ezekiel 17:19–21, Ezekiel 17:22–24, Ezekiel 18:1–2, Ezekiel 18:3–4, Ezekiel 18:5–9, Ezekiel 18:6, Ezekiel 18:7, Ezekiel 18:8, Ezekiel 18:10–13, Ezekiel 18:14–18, Ezekiel 18:21–24, Ezekiel 18:23–24, Ezekiel 18:25–29, Ezekiel 18:30–32, Ezekiel 19:1–14, Ezekiel 19:2–4, Ezekiel 19:5–7, Ezekiel 19:8–9, Ezekiel 19:10, Ezekiel 19:11–12, Ezekiel 19:13–14, Ezekiel 20:1–3, Ezekiel 20:4–26, Ezekiel 20:8–21, Ezekiel 20:23, Ezekiel 20:25–26, Ezekiel 20:26, Ezekiel 20:27–31, Ezekiel 20:32–38, Ezekiel 20:39–44, Ezekiel 20:45–49, Ezekiel 20:46, Ezekiel 20:47, Ezekiel 21:1–32, Ezekiel 21:3–5, Ezekiel 21:6–7, Ezekiel 21:8–11, Ezekiel 21:12, Ezekiel 21:14–17, Ezekiel 21:18–20, Ezekiel 21:21, Ezekiel 21:23–24, Ezekiel 21:25–27, Ezekiel 21:28–29, Ezekiel 21:30–32, Ezekiel 22:1–5, Ezekiel 22:1–31, Ezekiel 22:6–12, Ezekiel 22:7, Ezekiel 22:10, Ezekiel 22:13–16, Ezekiel 22:16, Ezekiel 22:17–22, Ezekiel 22:23–24, Ezekiel 22:25–29, Ezekiel 22:30–31, Ezekiel 23:1–49, Ezekiel 23:2, Ezekiel 23:3, Ezekiel 23:4, Ezekiel 23:5–8, Ezekiel 23:9–10, Ezekiel 23:11–18, Ezekiel 23:19–20, Ezekiel 23:22–24, Ezekiel 23:25–29, Ezekiel 23:31–34, Ezekiel 23:36–43, Ezekiel 23:44–49, Ezekiel 24:1–14, Ezekiel 24:2, Ezekiel 24:3, Ezekiel 24:6–8, Ezekiel 24:9–12, Ezekiel 24:13–14, Ezekiel 24:15–17, Ezekiel 24:20–24, Ezekiel 24:25–27, Ezekiel 25:1–32.32, Ezekiel 25:3–7, Ezekiel 25:8–11, Ezekiel 25:12–14, Ezekiel 25:15–17, Ezekiel 26:1, Ezekiel 26:1–28.19, Ezekiel 26:2, Ezekiel 26:3–6, Ezekiel 26:7–11, Ezekiel 26:12–14, Ezekiel 26:15–16, Ezekiel 26:17–18, Ezekiel 26:19–21, Ezekiel 27:1–36, Ezekiel 27:4–7, Ezekiel 27:7, Ezekiel 27:8–9, Ezekiel 27:8–11, Ezekiel 27:10, Ezekiel 27:11, Ezekiel 27:12, Ezekiel 27:12–25, Ezekiel 27:13–14, Ezekiel 27:15, Ezekiel 27:17, Ezekiel 27:18, Ezekiel 27:19, Ezekiel 27:20–21, Ezekiel 27:22, Ezekiel 27:23, Ezekiel 27:26, Ezekiel 27:36, Ezekiel 28:1–19, Ezekiel 28:3–5, Ezekiel 28:6–7, Ezekiel 28:8, Ezekiel 28:10, Ezekiel 28:12–19, Ezekiel 28:13–14, Ezekiel 28:15–18, Ezekiel 28:18–19, Ezekiel 28:20–24, Ezekiel 28:22–23, Ezekiel 28:25–26, Ezekiel 29:1, Ezekiel 29:1–32.32, Ezekiel 29:3–16, Ezekiel 29:4–5, Ezekiel 29:6–7, Ezekiel 29:8–13, Ezekiel 29:14–16, Ezekiel 29:17–21, Ezekiel 29:18–20, Ezekiel 29:21, Ezekiel 30:1–19, Ezekiel 30:6–7, Ezekiel 30:12, Ezekiel 30:13–14, Ezekiel 30:14, Ezekiel 30:15, Ezekiel 30:17, Ezekiel 30:18, Ezekiel 30:19, Ezekiel 30:20–26a, Ezekiel 30:20–26b, Ezekiel 30:21–23, Ezekiel 30:24–26, Ezekiel 31:1–18, Ezekiel 31:2–4, Ezekiel 31:6, Ezekiel 31:10–11, Ezekiel 31:12–14, Ezekiel 31:15, Ezekiel 31:16–17, Ezekiel 31:18, Ezekiel 32:1, Ezekiel 32:2–3, Ezekiel 32:4–6, Ezekiel 32:7–8, Ezekiel 32:9–10, Ezekiel 32:11–12, Ezekiel 32:14, Ezekiel 32:15–16, Ezekiel 32:17–32, Ezekiel 32:18–20, Ezekiel 32:21–30, Ezekiel 32:31–32, Ezekiel 33:1–48.35, Ezekiel 33:2–4, Ezekiel 33:5–9, Ezekiel 33:10–11, Ezekiel 33:12–16, Ezekiel 33:17–20, Ezekiel 33:21, Ezekiel 33:22, Ezekiel 33:23–26, Ezekiel 33:23–33, Ezekiel 33:27–29, Ezekiel 33:30–33, Ezekiel 34:1–24, Ezekiel 34:1–37.28, Ezekiel 34:2–6, Ezekiel 34:7–11, Ezekiel 34:12–16, Ezekiel 34:17–19, Ezekiel 34:20–22, Ezekiel 34:23–24, Ezekiel 34:25–26, Ezekiel 34:27–31, Ezekiel 35:1–15, Ezekiel 35:5–10, Ezekiel 35:13–15, Ezekiel 36:1–15, Ezekiel 36:2, Ezekiel 36:6–7, Ezekiel 36:8–11, Ezekiel 36:12–13, Ezekiel 36:16–38, Ezekiel 36:17, Ezekiel 36:18, Ezekiel 36:20, Ezekiel 36:21–24, Ezekiel 36:25, Ezekiel 36:26, Ezekiel 36:27–28, Ezekiel 36:29–32, Ezekiel 36:35–38, Ezekiel 37:1–14, Ezekiel 37:2, Ezekiel 37:3, Ezekiel 37:4–6, Ezekiel 37:7–8, Ezekiel 37:9–10, Ezekiel 37:11–14, Ezekiel 37:14, Ezekiel 37:15–28, Ezekiel 37:19, Ezekiel 37:20–25, Ezekiel 37:25–28, Ezekiel 38:1–6, Ezekiel 38:1–39.29, Ezekiel 38:4, Ezekiel 38:8, Ezekiel 38:9, Ezekiel 38:10, Ezekiel 38:13, Ezekiel 38:14–16, Ezekiel 38:17, Ezekiel 38:18–20, Ezekiel 38:21–23, Ezekiel 39:2, Ezekiel 39:3–4, Ezekiel 39:5–6, Ezekiel 39:7–8, Ezekiel 39:9–10, Ezekiel 39:11, Ezekiel 39:12–16, Ezekiel 39:17, Ezekiel 39:18–20, Ezekiel 39:21–24, Ezekiel 39:25–29, Ezekiel 40:1–46.24, Ezekiel 40:1–48.35, Ezekiel 40:2, Ezekiel 40:3, Ezekiel 40:5, Ezekiel 40:5–16, Ezekiel 40:7, Ezekiel 40:16, Ezekiel 40:17–19, Ezekiel 40:20–27, Ezekiel 40:22, Ezekiel 40:28–34, Ezekiel 40:35–37, Ezekiel 40:38–43, Ezekiel 40:43, Ezekiel 40:46, Ezekiel 40:47, Ezekiel 40:48–41.3, Ezekiel 40:49, Ezekiel 41:1–2, Ezekiel 41:3–4, Ezekiel 41:5–26, Ezekiel 41:15–20, Ezekiel 41:22, Ezekiel 42:1, Ezekiel 42:3–12, Ezekiel 42:13–14, Ezekiel 42:16–20, Ezekiel 43:1–4, Ezekiel 43:5–7, Ezekiel 43:7–9, Ezekiel 43:10–11, Ezekiel 43:12, Ezekiel 43:13–16, Ezekiel 43:17, Ezekiel 43:18–21, Ezekiel 43:25, Ezekiel 43:26–27, Ezekiel 44:1–31, Ezekiel 44:2, Ezekiel 44:3, Ezekiel 44:6–8, Ezekiel 44:9, Ezekiel 44:10, Ezekiel 44:12–14, Ezekiel 44:15–16, Ezekiel 44:17–19, Ezekiel 44:20–27, Ezekiel 44:28–30, Ezekiel 44:31, Ezekiel 45:1–8, Ezekiel 45:3–4, Ezekiel 45:5–6, Ezekiel 45:7, Ezekiel 45:8–9, Ezekiel 45:10–12, Ezekiel 45:13–17, Ezekiel 45:21–25, Ezekiel 46:1, Ezekiel 46:1–15, Ezekiel 46:2, Ezekiel 46:3, Ezekiel 46:9–10, Ezekiel 46:12, Ezekiel 46:16–18, Ezekiel 46:19–24, Ezekiel 47:1, Ezekiel 47:1–12, Ezekiel 47:3–5, Ezekiel 47:6–9, Ezekiel 47:10, Ezekiel 47:11, Ezekiel 47:12, Ezekiel 47:13–48.35, Ezekiel 47:15–20, Ezekiel 47:21–23, Ezekiel 48:1–8, Ezekiel 48:9–14, Ezekiel 48:15–20, Ezekiel 48:21–29, Ezekiel 48:30–31, Ezekiel 48:32–34, Ezekiel 48:35</w:t>
+      </w:r>
+      <w:r/>
+    </w:p>
+    <w:p>
+      <w:r/>
+      <w:r>
+        <w:t xml:space="preserve"> </w:t>
+      </w:r>
+      <w:r/>
+      <w:r/>
+    </w:p>
+    <w:p>
+      <w:pPr>
+        <w:sectPr>
           <w:footnotePr>
             <w:numRestart w:val="eachSect"/>
           </w:footnotePr>

--- a/eng/docx/26.content.docx
+++ b/eng/docx/26.content.docx
@@ -150,19 +150,6 @@
           <w:lang w:val="en_US" w:bidi="en_US"/>
         </w:rPr>
         <w:t>EZK</w:t>
-      </w:r>
-      <w:r>
-        <w:rPr>
-          <w:lang w:val="en_US" w:bidi="en_US"/>
-        </w:rPr>
-      </w:r>
-    </w:p>
-    <w:p>
-      <w:pPr/>
-      <w:r>
-        <w:rPr>
-          <w:lang w:val="en_US" w:bidi="en_US"/>
-        </w:rPr>
       </w:r>
       <w:r>
         <w:rPr>

--- a/eng/docx/26.content.docx
+++ b/eng/docx/26.content.docx
@@ -19,7 +19,7 @@
         <w:rPr>
           <w:lang w:val="en_US" w:bidi="en_US"/>
         </w:rPr>
-        <w:t>Resource: Study Notes (Tyndale)</w:t>
+        <w:t>Resource: Tyndale Open Study Notes</w:t>
       </w:r>
       <w:r>
         <w:rPr>
@@ -112,7 +112,7 @@
         <w:rPr>
           <w:lang w:val="en_US" w:bidi="en_US"/>
         </w:rPr>
-        <w:t>Study Notes (Tyndale)</w:t>
+        <w:t>Tyndale Open Study Notes</w:t>
       </w:r>
     </w:p>
     <w:p>

--- a/eng/docx/26.content.docx
+++ b/eng/docx/26.content.docx
@@ -19,7 +19,7 @@
         <w:rPr>
           <w:lang w:val="en_US" w:bidi="en_US"/>
         </w:rPr>
-        <w:t>Resource: Tyndale Open Study Notes</w:t>
+        <w:t>Resource: Aquifer Open Study Notes</w:t>
       </w:r>
       <w:r>
         <w:rPr>
@@ -112,7 +112,7 @@
         <w:rPr>
           <w:lang w:val="en_US" w:bidi="en_US"/>
         </w:rPr>
-        <w:t>Tyndale Open Study Notes</w:t>
+        <w:t>Aquifer Open Study Notes</w:t>
       </w:r>
     </w:p>
     <w:p>
